--- a/resume/殷维_AI产品经理远程/殷维_简历_原结构_紧排.docx
+++ b/resume/殷维_AI产品经理远程/殷维_简历_原结构_紧排.docx
@@ -161,7 +161,7 @@
           <w:color w:val="555555"/>
           <w:sz w:val="19"/>
         </w:rPr>
-        <w:t xml:space="preserve">    2024.03-2026.04</w:t>
+        <w:t xml:space="preserve">    2024.03-2026.06</w:t>
       </w:r>
     </w:p>
     <w:p>

--- a/resume/殷维_AI产品经理远程/殷维_简历_原结构_紧排.docx
+++ b/resume/殷维_AI产品经理远程/殷维_简历_原结构_紧排.docx
@@ -82,7 +82,7 @@
           <w:color w:val="555555"/>
           <w:sz w:val="20"/>
         </w:rPr>
-        <w:t xml:space="preserve">  |  AI投研 / 量化研究</w:t>
+        <w:t xml:space="preserve">  |  AI投研</w:t>
       </w:r>
       <w:r>
         <w:rPr>
